--- a/GoldenTicket_F25.docx
+++ b/GoldenTicket_F25.docx
@@ -150,7 +150,27 @@
                 <w:sz w:val="18"/>
                 <w:szCs w:val="18"/>
               </w:rPr>
-              <w:t>Quant. Response and Categ. Explanatory (independent samples)</w:t>
+              <w:t xml:space="preserve">Quant. Response and </w:t>
+            </w:r>
+            <w:proofErr w:type="spellStart"/>
+            <w:r>
+              <w:rPr>
+                <w:rFonts w:ascii="Times New Roman" w:hAnsi="Times New Roman" w:cs="Times New Roman"/>
+                <w:color w:val="000000" w:themeColor="text1"/>
+                <w:sz w:val="18"/>
+                <w:szCs w:val="18"/>
+              </w:rPr>
+              <w:t>Categ</w:t>
+            </w:r>
+            <w:proofErr w:type="spellEnd"/>
+            <w:r>
+              <w:rPr>
+                <w:rFonts w:ascii="Times New Roman" w:hAnsi="Times New Roman" w:cs="Times New Roman"/>
+                <w:color w:val="000000" w:themeColor="text1"/>
+                <w:sz w:val="18"/>
+                <w:szCs w:val="18"/>
+              </w:rPr>
+              <w:t>. Explanatory (independent samples)</w:t>
             </w:r>
           </w:p>
         </w:tc>
@@ -354,7 +374,27 @@
                 <w:sz w:val="16"/>
                 <w:szCs w:val="16"/>
               </w:rPr>
-              <w:t>Stacked dotplots or histograms</w:t>
+              <w:t xml:space="preserve">Stacked </w:t>
+            </w:r>
+            <w:proofErr w:type="spellStart"/>
+            <w:r>
+              <w:rPr>
+                <w:rFonts w:ascii="Times New Roman" w:hAnsi="Times New Roman" w:cs="Times New Roman"/>
+                <w:color w:val="000000" w:themeColor="text1"/>
+                <w:sz w:val="16"/>
+                <w:szCs w:val="16"/>
+              </w:rPr>
+              <w:t>dotplots</w:t>
+            </w:r>
+            <w:proofErr w:type="spellEnd"/>
+            <w:r>
+              <w:rPr>
+                <w:rFonts w:ascii="Times New Roman" w:hAnsi="Times New Roman" w:cs="Times New Roman"/>
+                <w:color w:val="000000" w:themeColor="text1"/>
+                <w:sz w:val="16"/>
+                <w:szCs w:val="16"/>
+              </w:rPr>
+              <w:t xml:space="preserve"> or histograms</w:t>
             </w:r>
           </w:p>
         </w:tc>
@@ -1076,7 +1116,7 @@
                       <w:sz w:val="16"/>
                       <w:szCs w:val="16"/>
                     </w:rPr>
-                    <m:t>x</m:t>
+                    <m:t>y</m:t>
                   </m:r>
                 </m:e>
               </m:acc>
@@ -1134,7 +1174,7 @@
                           <w:sz w:val="16"/>
                           <w:szCs w:val="16"/>
                         </w:rPr>
-                        <m:t>x</m:t>
+                        <m:t>y</m:t>
                       </m:r>
                     </m:e>
                   </m:acc>
@@ -1334,7 +1374,7 @@
                             <w:sz w:val="16"/>
                             <w:szCs w:val="16"/>
                           </w:rPr>
-                          <m:t>x</m:t>
+                          <m:t>y</m:t>
                         </m:r>
                       </m:e>
                     </m:acc>
@@ -1394,7 +1434,7 @@
                             <w:sz w:val="16"/>
                             <w:szCs w:val="16"/>
                           </w:rPr>
-                          <m:t>x</m:t>
+                          <m:t>y</m:t>
                         </m:r>
                       </m:e>
                     </m:acc>
@@ -2551,8 +2591,9 @@
                 <w:szCs w:val="16"/>
                 <w:lang w:val="en-US"/>
               </w:rPr>
-              <w:t>Independent cases;</w:t>
-            </w:r>
+              <w:t xml:space="preserve">Independent </w:t>
+            </w:r>
+            <w:proofErr w:type="gramStart"/>
             <w:r>
               <w:rPr>
                 <w:rFonts w:ascii="Times New Roman" w:hAnsi="Times New Roman" w:cs="Times New Roman"/>
@@ -2560,7 +2601,26 @@
                 <w:szCs w:val="16"/>
                 <w:lang w:val="en-US"/>
               </w:rPr>
-              <w:t xml:space="preserve">    </w:t>
+              <w:t>cases;</w:t>
+            </w:r>
+            <w:r>
+              <w:rPr>
+                <w:rFonts w:ascii="Times New Roman" w:hAnsi="Times New Roman" w:cs="Times New Roman"/>
+                <w:sz w:val="16"/>
+                <w:szCs w:val="16"/>
+                <w:lang w:val="en-US"/>
+              </w:rPr>
+              <w:t xml:space="preserve">   </w:t>
+            </w:r>
+            <w:proofErr w:type="gramEnd"/>
+            <w:r>
+              <w:rPr>
+                <w:rFonts w:ascii="Times New Roman" w:hAnsi="Times New Roman" w:cs="Times New Roman"/>
+                <w:sz w:val="16"/>
+                <w:szCs w:val="16"/>
+                <w:lang w:val="en-US"/>
+              </w:rPr>
+              <w:t xml:space="preserve"> </w:t>
             </w:r>
             <w:r>
               <w:rPr>
@@ -2598,7 +2658,27 @@
                 <w:sz w:val="18"/>
                 <w:szCs w:val="18"/>
               </w:rPr>
-              <w:t>Simulation test (how to generate a null distn)</w:t>
+              <w:t xml:space="preserve">Simulation test (how to generate a null </w:t>
+            </w:r>
+            <w:proofErr w:type="spellStart"/>
+            <w:r>
+              <w:rPr>
+                <w:rFonts w:ascii="Times New Roman" w:hAnsi="Times New Roman" w:cs="Times New Roman"/>
+                <w:color w:val="000000" w:themeColor="text1"/>
+                <w:sz w:val="18"/>
+                <w:szCs w:val="18"/>
+              </w:rPr>
+              <w:t>distn</w:t>
+            </w:r>
+            <w:proofErr w:type="spellEnd"/>
+            <w:r>
+              <w:rPr>
+                <w:rFonts w:ascii="Times New Roman" w:hAnsi="Times New Roman" w:cs="Times New Roman"/>
+                <w:color w:val="000000" w:themeColor="text1"/>
+                <w:sz w:val="18"/>
+                <w:szCs w:val="18"/>
+              </w:rPr>
+              <w:t>)</w:t>
             </w:r>
           </w:p>
           <w:p>
@@ -2748,6 +2828,7 @@
               </w:rPr>
               <w:t xml:space="preserve">, </w:t>
             </w:r>
+            <w:proofErr w:type="gramStart"/>
             <w:r>
               <w:rPr>
                 <w:rFonts w:ascii="Cambria Math" w:eastAsia="CambriaMath" w:hAnsi="Cambria Math" w:cs="Cambria Math"/>
@@ -2773,7 +2854,27 @@
                 <w:szCs w:val="16"/>
                 <w:lang w:val="en-US"/>
               </w:rPr>
-              <w:t xml:space="preserve">times or draw with replacement </w:t>
+              <w:t>times</w:t>
+            </w:r>
+            <w:proofErr w:type="gramEnd"/>
+            <w:r>
+              <w:rPr>
+                <w:rFonts w:ascii="Times New Roman" w:hAnsi="Times New Roman" w:cs="Times New Roman"/>
+                <w:sz w:val="16"/>
+                <w:szCs w:val="16"/>
+                <w:lang w:val="en-US"/>
+              </w:rPr>
+              <w:t xml:space="preserve"> or draw with </w:t>
+            </w:r>
+            <w:proofErr w:type="gramStart"/>
+            <w:r>
+              <w:rPr>
+                <w:rFonts w:ascii="Times New Roman" w:hAnsi="Times New Roman" w:cs="Times New Roman"/>
+                <w:sz w:val="16"/>
+                <w:szCs w:val="16"/>
+                <w:lang w:val="en-US"/>
+              </w:rPr>
+              <w:t xml:space="preserve">replacement </w:t>
             </w:r>
             <w:r>
               <w:rPr>
@@ -2784,6 +2885,7 @@
               </w:rPr>
               <w:t>𝑛</w:t>
             </w:r>
+            <w:proofErr w:type="gramEnd"/>
             <w:r>
               <w:rPr>
                 <w:rFonts w:ascii="Times New Roman" w:eastAsia="CambriaMath" w:hAnsi="Times New Roman" w:cs="Times New Roman"/>
@@ -3023,7 +3125,7 @@
                       <w:sz w:val="16"/>
                       <w:szCs w:val="16"/>
                     </w:rPr>
-                    <m:t>x</m:t>
+                    <m:t>y</m:t>
                   </m:r>
                 </m:e>
               </m:acc>
@@ -3121,7 +3223,7 @@
                               <w:sz w:val="16"/>
                               <w:szCs w:val="16"/>
                             </w:rPr>
-                            <m:t>x</m:t>
+                            <m:t>y</m:t>
                           </m:r>
                         </m:e>
                       </m:acc>
@@ -3177,16 +3279,47 @@
                 <w:sz w:val="16"/>
                 <w:szCs w:val="16"/>
               </w:rPr>
-              <w:t xml:space="preserve"> times. Plot sample mean</w:t>
-            </w:r>
-            <w:r>
-              <w:rPr>
-                <w:rFonts w:ascii="Times New Roman" w:hAnsi="Times New Roman" w:cs="Times New Roman"/>
-                <w:color w:val="000000" w:themeColor="text1"/>
-                <w:sz w:val="16"/>
-                <w:szCs w:val="16"/>
-              </w:rPr>
-              <w:t xml:space="preserve"> or sample mean difference</w:t>
+              <w:t xml:space="preserve"> times. Plot sample </w:t>
+            </w:r>
+            <w:proofErr w:type="gramStart"/>
+            <w:r>
+              <w:rPr>
+                <w:rFonts w:ascii="Times New Roman" w:hAnsi="Times New Roman" w:cs="Times New Roman"/>
+                <w:color w:val="000000" w:themeColor="text1"/>
+                <w:sz w:val="16"/>
+                <w:szCs w:val="16"/>
+              </w:rPr>
+              <w:t>mean</w:t>
+            </w:r>
+            <w:proofErr w:type="gramEnd"/>
+            <w:r>
+              <w:rPr>
+                <w:rFonts w:ascii="Times New Roman" w:hAnsi="Times New Roman" w:cs="Times New Roman"/>
+                <w:color w:val="000000" w:themeColor="text1"/>
+                <w:sz w:val="16"/>
+                <w:szCs w:val="16"/>
+              </w:rPr>
+              <w:t xml:space="preserve"> or sample </w:t>
+            </w:r>
+            <w:proofErr w:type="gramStart"/>
+            <w:r>
+              <w:rPr>
+                <w:rFonts w:ascii="Times New Roman" w:hAnsi="Times New Roman" w:cs="Times New Roman"/>
+                <w:color w:val="000000" w:themeColor="text1"/>
+                <w:sz w:val="16"/>
+                <w:szCs w:val="16"/>
+              </w:rPr>
+              <w:t>mean</w:t>
+            </w:r>
+            <w:proofErr w:type="gramEnd"/>
+            <w:r>
+              <w:rPr>
+                <w:rFonts w:ascii="Times New Roman" w:hAnsi="Times New Roman" w:cs="Times New Roman"/>
+                <w:color w:val="000000" w:themeColor="text1"/>
+                <w:sz w:val="16"/>
+                <w:szCs w:val="16"/>
+              </w:rPr>
+              <w:t xml:space="preserve"> difference</w:t>
             </w:r>
             <w:r>
               <w:rPr>
@@ -3277,7 +3410,27 @@
                 <w:sz w:val="16"/>
                 <w:szCs w:val="16"/>
               </w:rPr>
-              <w:t>for a single quantitative response or  0 for paired data</w:t>
+              <w:t xml:space="preserve">for a single quantitative response </w:t>
+            </w:r>
+            <w:proofErr w:type="gramStart"/>
+            <w:r>
+              <w:rPr>
+                <w:rFonts w:ascii="Times New Roman" w:hAnsi="Times New Roman" w:cs="Times New Roman"/>
+                <w:color w:val="000000" w:themeColor="text1"/>
+                <w:sz w:val="16"/>
+                <w:szCs w:val="16"/>
+              </w:rPr>
+              <w:t>or  0</w:t>
+            </w:r>
+            <w:proofErr w:type="gramEnd"/>
+            <w:r>
+              <w:rPr>
+                <w:rFonts w:ascii="Times New Roman" w:hAnsi="Times New Roman" w:cs="Times New Roman"/>
+                <w:color w:val="000000" w:themeColor="text1"/>
+                <w:sz w:val="16"/>
+                <w:szCs w:val="16"/>
+              </w:rPr>
+              <w:t xml:space="preserve"> for paired data</w:t>
             </w:r>
             <w:r>
               <w:rPr>
@@ -3599,7 +3752,29 @@
                 <w:sz w:val="16"/>
                 <w:szCs w:val="16"/>
               </w:rPr>
-              <w:t xml:space="preserve">Separate the (x,y) pairs. </w:t>
+              <w:t>Separate the (</w:t>
+            </w:r>
+            <w:proofErr w:type="spellStart"/>
+            <w:proofErr w:type="gramStart"/>
+            <w:r>
+              <w:rPr>
+                <w:rFonts w:ascii="Times New Roman" w:hAnsi="Times New Roman" w:cs="Times New Roman"/>
+                <w:color w:val="000000" w:themeColor="text1"/>
+                <w:sz w:val="16"/>
+                <w:szCs w:val="16"/>
+              </w:rPr>
+              <w:t>x,y</w:t>
+            </w:r>
+            <w:proofErr w:type="spellEnd"/>
+            <w:proofErr w:type="gramEnd"/>
+            <w:r>
+              <w:rPr>
+                <w:rFonts w:ascii="Times New Roman" w:hAnsi="Times New Roman" w:cs="Times New Roman"/>
+                <w:color w:val="000000" w:themeColor="text1"/>
+                <w:sz w:val="16"/>
+                <w:szCs w:val="16"/>
+              </w:rPr>
+              <w:t xml:space="preserve">) pairs. </w:t>
             </w:r>
             <w:r>
               <w:rPr>
@@ -3746,7 +3921,27 @@
                 <w:sz w:val="18"/>
                 <w:szCs w:val="18"/>
               </w:rPr>
-              <w:t>Bootstrap CI (how to generate a boot. distn)</w:t>
+              <w:t xml:space="preserve">Bootstrap CI (how to generate a boot. </w:t>
+            </w:r>
+            <w:proofErr w:type="spellStart"/>
+            <w:r>
+              <w:rPr>
+                <w:rFonts w:ascii="Times New Roman" w:hAnsi="Times New Roman" w:cs="Times New Roman"/>
+                <w:color w:val="000000" w:themeColor="text1"/>
+                <w:sz w:val="18"/>
+                <w:szCs w:val="18"/>
+              </w:rPr>
+              <w:t>distn</w:t>
+            </w:r>
+            <w:proofErr w:type="spellEnd"/>
+            <w:r>
+              <w:rPr>
+                <w:rFonts w:ascii="Times New Roman" w:hAnsi="Times New Roman" w:cs="Times New Roman"/>
+                <w:color w:val="000000" w:themeColor="text1"/>
+                <w:sz w:val="18"/>
+                <w:szCs w:val="18"/>
+              </w:rPr>
+              <w:t>)</w:t>
             </w:r>
           </w:p>
           <w:p>
@@ -3930,6 +4125,7 @@
                 <w:lang w:val="en-US"/>
               </w:rPr>
             </w:pPr>
+            <w:proofErr w:type="gramStart"/>
             <w:r>
               <w:rPr>
                 <w:rFonts w:ascii="Times New Roman" w:hAnsi="Times New Roman" w:cs="Times New Roman"/>
@@ -3948,6 +4144,7 @@
               </w:rPr>
               <w:t>𝑛</w:t>
             </w:r>
+            <w:proofErr w:type="gramEnd"/>
             <w:r>
               <w:rPr>
                 <w:rFonts w:ascii="Times New Roman" w:eastAsia="CambriaMath" w:hAnsi="Times New Roman" w:cs="Times New Roman"/>
@@ -3986,7 +4183,17 @@
                 <w:szCs w:val="16"/>
                 <w:lang w:val="en-US"/>
               </w:rPr>
-              <w:t xml:space="preserve">Randomly draw with replacement </w:t>
+              <w:t xml:space="preserve">Randomly draw with </w:t>
+            </w:r>
+            <w:proofErr w:type="gramStart"/>
+            <w:r>
+              <w:rPr>
+                <w:rFonts w:ascii="Times New Roman" w:hAnsi="Times New Roman" w:cs="Times New Roman"/>
+                <w:sz w:val="16"/>
+                <w:szCs w:val="16"/>
+                <w:lang w:val="en-US"/>
+              </w:rPr>
+              <w:t xml:space="preserve">replacement </w:t>
             </w:r>
             <w:r>
               <w:rPr>
@@ -3997,6 +4204,7 @@
               </w:rPr>
               <w:t>𝑛</w:t>
             </w:r>
+            <w:proofErr w:type="gramEnd"/>
             <w:r>
               <w:rPr>
                 <w:rFonts w:ascii="Times New Roman" w:eastAsia="CambriaMath" w:hAnsi="Times New Roman" w:cs="Times New Roman"/>
@@ -4220,7 +4428,7 @@
                       <w:sz w:val="16"/>
                       <w:szCs w:val="16"/>
                     </w:rPr>
-                    <m:t>x</m:t>
+                    <m:t>y</m:t>
                   </m:r>
                 </m:e>
               </m:acc>
@@ -4250,9 +4458,9 @@
                     <w:rPr>
                       <w:rFonts w:ascii="Cambria Math" w:hAnsi="Cambria Math" w:cs="Times New Roman"/>
                       <w:i/>
+                      <w:color w:val="000000" w:themeColor="text1"/>
                       <w:sz w:val="16"/>
                       <w:szCs w:val="16"/>
-                      <w:lang w:val="en-US"/>
                     </w:rPr>
                   </m:ctrlPr>
                 </m:sSubPr>
@@ -4264,9 +4472,9 @@
                         <w:rPr>
                           <w:rFonts w:ascii="Cambria Math" w:hAnsi="Cambria Math" w:cs="Times New Roman"/>
                           <w:i/>
+                          <w:color w:val="000000" w:themeColor="text1"/>
                           <w:sz w:val="16"/>
                           <w:szCs w:val="16"/>
-                          <w:lang w:val="en-US"/>
                         </w:rPr>
                       </m:ctrlPr>
                     </m:accPr>
@@ -4274,11 +4482,11 @@
                       <m:r>
                         <w:rPr>
                           <w:rFonts w:ascii="Cambria Math" w:hAnsi="Cambria Math" w:cs="Times New Roman"/>
+                          <w:color w:val="000000" w:themeColor="text1"/>
                           <w:sz w:val="16"/>
                           <w:szCs w:val="16"/>
-                          <w:lang w:val="en-US"/>
                         </w:rPr>
-                        <m:t>x</m:t>
+                        <m:t>y</m:t>
                       </m:r>
                     </m:e>
                   </m:acc>
@@ -4287,9 +4495,9 @@
                   <m:r>
                     <w:rPr>
                       <w:rFonts w:ascii="Cambria Math" w:hAnsi="Cambria Math" w:cs="Times New Roman"/>
+                      <w:color w:val="000000" w:themeColor="text1"/>
                       <w:sz w:val="16"/>
                       <w:szCs w:val="16"/>
-                      <w:lang w:val="en-US"/>
                     </w:rPr>
                     <m:t>d</m:t>
                   </m:r>
@@ -5083,9 +5291,9 @@
                     <w:rPr>
                       <w:rFonts w:ascii="Cambria Math" w:hAnsi="Cambria Math" w:cs="Times New Roman"/>
                       <w:i/>
+                      <w:color w:val="000000" w:themeColor="text1"/>
                       <w:sz w:val="16"/>
                       <w:szCs w:val="16"/>
-                      <w:lang w:val="en-US"/>
                     </w:rPr>
                   </m:ctrlPr>
                 </m:sSubPr>
@@ -5097,9 +5305,9 @@
                         <w:rPr>
                           <w:rFonts w:ascii="Cambria Math" w:hAnsi="Cambria Math" w:cs="Times New Roman"/>
                           <w:i/>
+                          <w:color w:val="000000" w:themeColor="text1"/>
                           <w:sz w:val="16"/>
                           <w:szCs w:val="16"/>
-                          <w:lang w:val="en-US"/>
                         </w:rPr>
                       </m:ctrlPr>
                     </m:accPr>
@@ -5107,11 +5315,11 @@
                       <m:r>
                         <w:rPr>
                           <w:rFonts w:ascii="Cambria Math" w:hAnsi="Cambria Math" w:cs="Times New Roman"/>
+                          <w:color w:val="000000" w:themeColor="text1"/>
                           <w:sz w:val="16"/>
                           <w:szCs w:val="16"/>
-                          <w:lang w:val="en-US"/>
                         </w:rPr>
-                        <m:t>x</m:t>
+                        <m:t>y</m:t>
                       </m:r>
                     </m:e>
                   </m:acc>
@@ -5120,9 +5328,9 @@
                   <m:r>
                     <w:rPr>
                       <w:rFonts w:ascii="Cambria Math" w:hAnsi="Cambria Math" w:cs="Times New Roman"/>
+                      <w:color w:val="000000" w:themeColor="text1"/>
                       <w:sz w:val="16"/>
                       <w:szCs w:val="16"/>
-                      <w:lang w:val="en-US"/>
                     </w:rPr>
                     <m:t>1</m:t>
                   </m:r>
@@ -5131,9 +5339,9 @@
               <m:r>
                 <w:rPr>
                   <w:rFonts w:ascii="Cambria Math" w:hAnsi="Cambria Math" w:cs="Times New Roman"/>
+                  <w:color w:val="000000" w:themeColor="text1"/>
                   <w:sz w:val="16"/>
                   <w:szCs w:val="16"/>
-                  <w:lang w:val="en-US"/>
                 </w:rPr>
                 <m:t>-</m:t>
               </m:r>
@@ -5143,9 +5351,9 @@
                     <w:rPr>
                       <w:rFonts w:ascii="Cambria Math" w:hAnsi="Cambria Math" w:cs="Times New Roman"/>
                       <w:i/>
+                      <w:color w:val="000000" w:themeColor="text1"/>
                       <w:sz w:val="16"/>
                       <w:szCs w:val="16"/>
-                      <w:lang w:val="en-US"/>
                     </w:rPr>
                   </m:ctrlPr>
                 </m:sSubPr>
@@ -5157,9 +5365,9 @@
                         <w:rPr>
                           <w:rFonts w:ascii="Cambria Math" w:hAnsi="Cambria Math" w:cs="Times New Roman"/>
                           <w:i/>
+                          <w:color w:val="000000" w:themeColor="text1"/>
                           <w:sz w:val="16"/>
                           <w:szCs w:val="16"/>
-                          <w:lang w:val="en-US"/>
                         </w:rPr>
                       </m:ctrlPr>
                     </m:accPr>
@@ -5167,11 +5375,11 @@
                       <m:r>
                         <w:rPr>
                           <w:rFonts w:ascii="Cambria Math" w:hAnsi="Cambria Math" w:cs="Times New Roman"/>
+                          <w:color w:val="000000" w:themeColor="text1"/>
                           <w:sz w:val="16"/>
                           <w:szCs w:val="16"/>
-                          <w:lang w:val="en-US"/>
                         </w:rPr>
-                        <m:t>x</m:t>
+                        <m:t>y</m:t>
                       </m:r>
                     </m:e>
                   </m:acc>
@@ -5180,9 +5388,9 @@
                   <m:r>
                     <w:rPr>
                       <w:rFonts w:ascii="Cambria Math" w:hAnsi="Cambria Math" w:cs="Times New Roman"/>
+                      <w:color w:val="000000" w:themeColor="text1"/>
                       <w:sz w:val="16"/>
                       <w:szCs w:val="16"/>
-                      <w:lang w:val="en-US"/>
                     </w:rPr>
                     <m:t>2</m:t>
                   </m:r>
@@ -5566,7 +5774,27 @@
                 <w:sz w:val="16"/>
                 <w:szCs w:val="16"/>
               </w:rPr>
-              <w:t xml:space="preserve"> distribution with min of</w:t>
+              <w:t xml:space="preserve"> distribution with </w:t>
+            </w:r>
+            <w:proofErr w:type="gramStart"/>
+            <w:r>
+              <w:rPr>
+                <w:rFonts w:ascii="Times New Roman" w:hAnsi="Times New Roman" w:cs="Times New Roman"/>
+                <w:color w:val="000000" w:themeColor="text1"/>
+                <w:sz w:val="16"/>
+                <w:szCs w:val="16"/>
+              </w:rPr>
+              <w:t>min</w:t>
+            </w:r>
+            <w:proofErr w:type="gramEnd"/>
+            <w:r>
+              <w:rPr>
+                <w:rFonts w:ascii="Times New Roman" w:hAnsi="Times New Roman" w:cs="Times New Roman"/>
+                <w:color w:val="000000" w:themeColor="text1"/>
+                <w:sz w:val="16"/>
+                <w:szCs w:val="16"/>
+              </w:rPr>
+              <w:t xml:space="preserve"> of</w:t>
             </w:r>
           </w:p>
           <w:p>
@@ -5855,7 +6083,27 @@
                 <w:szCs w:val="16"/>
                 <w:lang w:val="en-US"/>
               </w:rPr>
-              <w:t>Number of successes and number of failures in the sample both at least 10.</w:t>
+              <w:t xml:space="preserve">Number of successes and number of failures in the sample </w:t>
+            </w:r>
+            <w:proofErr w:type="gramStart"/>
+            <w:r>
+              <w:rPr>
+                <w:rFonts w:ascii="Times New Roman" w:hAnsi="Times New Roman" w:cs="Times New Roman"/>
+                <w:sz w:val="16"/>
+                <w:szCs w:val="16"/>
+                <w:lang w:val="en-US"/>
+              </w:rPr>
+              <w:t>both</w:t>
+            </w:r>
+            <w:proofErr w:type="gramEnd"/>
+            <w:r>
+              <w:rPr>
+                <w:rFonts w:ascii="Times New Roman" w:hAnsi="Times New Roman" w:cs="Times New Roman"/>
+                <w:sz w:val="16"/>
+                <w:szCs w:val="16"/>
+                <w:lang w:val="en-US"/>
+              </w:rPr>
+              <w:t xml:space="preserve"> at least 10.</w:t>
             </w:r>
           </w:p>
         </w:tc>
@@ -5960,7 +6208,27 @@
                 <w:szCs w:val="16"/>
                 <w:lang w:val="en-US"/>
               </w:rPr>
-              <w:t>Independence (within and between groups); Number of successes and number of failures in EACH sample all at least 10. (All four cell counts at least 10.)</w:t>
+              <w:t xml:space="preserve">Independence (within and between groups); Number of successes and number of failures in EACH sample all at least 10. (All four </w:t>
+            </w:r>
+            <w:proofErr w:type="gramStart"/>
+            <w:r>
+              <w:rPr>
+                <w:rFonts w:ascii="Times New Roman" w:hAnsi="Times New Roman" w:cs="Times New Roman"/>
+                <w:sz w:val="16"/>
+                <w:szCs w:val="16"/>
+                <w:lang w:val="en-US"/>
+              </w:rPr>
+              <w:t>cell counts</w:t>
+            </w:r>
+            <w:proofErr w:type="gramEnd"/>
+            <w:r>
+              <w:rPr>
+                <w:rFonts w:ascii="Times New Roman" w:hAnsi="Times New Roman" w:cs="Times New Roman"/>
+                <w:sz w:val="16"/>
+                <w:szCs w:val="16"/>
+                <w:lang w:val="en-US"/>
+              </w:rPr>
+              <w:t xml:space="preserve"> at least 10.)</w:t>
             </w:r>
           </w:p>
         </w:tc>
@@ -6094,7 +6362,27 @@
                 <w:sz w:val="18"/>
                 <w:szCs w:val="18"/>
               </w:rPr>
-              <w:t>Theory-based standardized statistic (test statistic)</w:t>
+              <w:t xml:space="preserve">Theory-based standardized </w:t>
+            </w:r>
+            <w:proofErr w:type="gramStart"/>
+            <w:r>
+              <w:rPr>
+                <w:rFonts w:ascii="Times New Roman" w:hAnsi="Times New Roman" w:cs="Times New Roman"/>
+                <w:color w:val="000000" w:themeColor="text1"/>
+                <w:sz w:val="18"/>
+                <w:szCs w:val="18"/>
+              </w:rPr>
+              <w:t>statistic</w:t>
+            </w:r>
+            <w:proofErr w:type="gramEnd"/>
+            <w:r>
+              <w:rPr>
+                <w:rFonts w:ascii="Times New Roman" w:hAnsi="Times New Roman" w:cs="Times New Roman"/>
+                <w:color w:val="000000" w:themeColor="text1"/>
+                <w:sz w:val="18"/>
+                <w:szCs w:val="18"/>
+              </w:rPr>
+              <w:t xml:space="preserve"> (test statistic)</w:t>
             </w:r>
           </w:p>
         </w:tc>
@@ -6618,7 +6906,7 @@
                             <w:sz w:val="16"/>
                             <w:szCs w:val="16"/>
                           </w:rPr>
-                          <m:t>x</m:t>
+                          <m:t>y</m:t>
                         </m:r>
                       </m:e>
                     </m:acc>
@@ -6776,7 +7064,7 @@
                                 <w:sz w:val="16"/>
                                 <w:szCs w:val="16"/>
                               </w:rPr>
-                              <m:t>x</m:t>
+                              <m:t>y</m:t>
                             </m:r>
                           </m:e>
                         </m:acc>
@@ -6860,7 +7148,7 @@
                                     <w:sz w:val="16"/>
                                     <w:szCs w:val="16"/>
                                   </w:rPr>
-                                  <m:t>x</m:t>
+                                  <m:t>y</m:t>
                                 </m:r>
                               </m:e>
                             </m:acc>
@@ -6904,8 +7192,18 @@
                   </w:rPr>
                   <m:t xml:space="preserve"> SE</m:t>
                 </m:r>
-                <m:d>
-                  <m:dPr>
+                <m:r>
+                  <w:rPr>
+                    <w:rFonts w:ascii="Cambria Math" w:hAnsi="Cambria Math" w:cs="Times New Roman"/>
+                    <w:color w:val="000000" w:themeColor="text1"/>
+                    <w:sz w:val="16"/>
+                    <w:szCs w:val="16"/>
+                  </w:rPr>
+                  <m:t>(</m:t>
+                </m:r>
+                <m:acc>
+                  <m:accPr>
+                    <m:chr m:val="̅"/>
                     <m:ctrlPr>
                       <w:rPr>
                         <w:rFonts w:ascii="Cambria Math" w:hAnsi="Cambria Math" w:cs="Times New Roman"/>
@@ -6915,35 +7213,28 @@
                         <w:szCs w:val="16"/>
                       </w:rPr>
                     </m:ctrlPr>
-                  </m:dPr>
+                  </m:accPr>
                   <m:e>
-                    <m:acc>
-                      <m:accPr>
-                        <m:chr m:val="̅"/>
-                        <m:ctrlPr>
-                          <w:rPr>
-                            <w:rFonts w:ascii="Cambria Math" w:hAnsi="Cambria Math" w:cs="Times New Roman"/>
-                            <w:i/>
-                            <w:color w:val="000000" w:themeColor="text1"/>
-                            <w:sz w:val="16"/>
-                            <w:szCs w:val="16"/>
-                          </w:rPr>
-                        </m:ctrlPr>
-                      </m:accPr>
-                      <m:e>
-                        <m:r>
-                          <w:rPr>
-                            <w:rFonts w:ascii="Cambria Math" w:hAnsi="Cambria Math" w:cs="Times New Roman"/>
-                            <w:color w:val="000000" w:themeColor="text1"/>
-                            <w:sz w:val="16"/>
-                            <w:szCs w:val="16"/>
-                          </w:rPr>
-                          <m:t>x</m:t>
-                        </m:r>
-                      </m:e>
-                    </m:acc>
+                    <m:r>
+                      <w:rPr>
+                        <w:rFonts w:ascii="Cambria Math" w:hAnsi="Cambria Math" w:cs="Times New Roman"/>
+                        <w:color w:val="000000" w:themeColor="text1"/>
+                        <w:sz w:val="16"/>
+                        <w:szCs w:val="16"/>
+                      </w:rPr>
+                      <m:t>y</m:t>
+                    </m:r>
                   </m:e>
-                </m:d>
+                </m:acc>
+                <m:r>
+                  <w:rPr>
+                    <w:rFonts w:ascii="Cambria Math" w:hAnsi="Cambria Math" w:cs="Times New Roman"/>
+                    <w:color w:val="000000" w:themeColor="text1"/>
+                    <w:sz w:val="16"/>
+                    <w:szCs w:val="16"/>
+                  </w:rPr>
+                  <m:t>)</m:t>
+                </m:r>
                 <m:r>
                   <w:rPr>
                     <w:rFonts w:ascii="Cambria Math" w:hAnsi="Cambria Math" w:cs="Times New Roman"/>
@@ -7063,7 +7354,7 @@
                                 <w:sz w:val="16"/>
                                 <w:szCs w:val="16"/>
                               </w:rPr>
-                              <m:t>x</m:t>
+                              <m:t>y</m:t>
                             </m:r>
                           </m:e>
                         </m:acc>
@@ -8096,7 +8387,7 @@
                                 <w:sz w:val="16"/>
                                 <w:szCs w:val="16"/>
                               </w:rPr>
-                              <m:t>x</m:t>
+                              <m:t>y</m:t>
                             </m:r>
                           </m:e>
                         </m:acc>
@@ -8156,7 +8447,7 @@
                                 <w:sz w:val="16"/>
                                 <w:szCs w:val="16"/>
                               </w:rPr>
-                              <m:t>x</m:t>
+                              <m:t>y</m:t>
                             </m:r>
                           </m:e>
                         </m:acc>
@@ -8240,7 +8531,7 @@
                                     <w:sz w:val="16"/>
                                     <w:szCs w:val="16"/>
                                   </w:rPr>
-                                  <m:t>x</m:t>
+                                  <m:t>y</m:t>
                                 </m:r>
                               </m:e>
                             </m:acc>
@@ -8300,7 +8591,7 @@
                                     <w:sz w:val="16"/>
                                     <w:szCs w:val="16"/>
                                   </w:rPr>
-                                  <m:t>x</m:t>
+                                  <m:t>y</m:t>
                                 </m:r>
                               </m:e>
                             </m:acc>
@@ -8379,7 +8670,7 @@
                             <w:sz w:val="16"/>
                             <w:szCs w:val="16"/>
                           </w:rPr>
-                          <m:t>x</m:t>
+                          <m:t>y</m:t>
                         </m:r>
                       </m:e>
                     </m:acc>
@@ -8439,7 +8730,7 @@
                             <w:sz w:val="16"/>
                             <w:szCs w:val="16"/>
                           </w:rPr>
-                          <m:t>x</m:t>
+                          <m:t>y</m:t>
                         </m:r>
                       </m:e>
                     </m:acc>
@@ -8918,7 +9209,27 @@
                 <w:sz w:val="16"/>
                 <w:szCs w:val="16"/>
               </w:rPr>
-              <w:t xml:space="preserve"> is the reported standard error (std. error) of the slope term in the lm() output from R.</w:t>
+              <w:t xml:space="preserve"> is the reported standard error (std. error) of the slope term in the </w:t>
+            </w:r>
+            <w:proofErr w:type="gramStart"/>
+            <w:r>
+              <w:rPr>
+                <w:rFonts w:ascii="Times New Roman" w:hAnsi="Times New Roman" w:cs="Times New Roman"/>
+                <w:color w:val="000000" w:themeColor="text1"/>
+                <w:sz w:val="16"/>
+                <w:szCs w:val="16"/>
+              </w:rPr>
+              <w:t>lm(</w:t>
+            </w:r>
+            <w:proofErr w:type="gramEnd"/>
+            <w:r>
+              <w:rPr>
+                <w:rFonts w:ascii="Times New Roman" w:hAnsi="Times New Roman" w:cs="Times New Roman"/>
+                <w:color w:val="000000" w:themeColor="text1"/>
+                <w:sz w:val="16"/>
+                <w:szCs w:val="16"/>
+              </w:rPr>
+              <w:t>) output from R.</w:t>
             </w:r>
           </w:p>
         </w:tc>
@@ -9331,7 +9642,7 @@
                         <w:sz w:val="16"/>
                         <w:szCs w:val="16"/>
                       </w:rPr>
-                      <m:t>x</m:t>
+                      <m:t>y</m:t>
                     </m:r>
                   </m:e>
                 </m:acc>
@@ -9471,7 +9782,7 @@
                             <w:sz w:val="16"/>
                             <w:szCs w:val="16"/>
                           </w:rPr>
-                          <m:t>x</m:t>
+                          <m:t>y</m:t>
                         </m:r>
                       </m:e>
                     </m:acc>
@@ -9575,7 +9886,7 @@
                             <w:sz w:val="16"/>
                             <w:szCs w:val="16"/>
                           </w:rPr>
-                          <m:t>x</m:t>
+                          <m:t>y</m:t>
                         </m:r>
                       </m:e>
                     </m:acc>
@@ -9658,7 +9969,7 @@
                             <w:sz w:val="16"/>
                             <w:szCs w:val="16"/>
                           </w:rPr>
-                          <m:t>x</m:t>
+                          <m:t>y</m:t>
                         </m:r>
                       </m:e>
                     </m:acc>
@@ -9783,7 +10094,7 @@
                                 <w:sz w:val="16"/>
                                 <w:szCs w:val="16"/>
                               </w:rPr>
-                              <m:t>x</m:t>
+                              <m:t>y</m:t>
                             </m:r>
                           </m:e>
                         </m:acc>
@@ -10816,7 +11127,7 @@
                             <w:sz w:val="16"/>
                             <w:szCs w:val="16"/>
                           </w:rPr>
-                          <m:t>x</m:t>
+                          <m:t>y</m:t>
                         </m:r>
                       </m:e>
                     </m:acc>
@@ -10876,7 +11187,7 @@
                             <w:sz w:val="16"/>
                             <w:szCs w:val="16"/>
                           </w:rPr>
-                          <m:t>x</m:t>
+                          <m:t>y</m:t>
                         </m:r>
                       </m:e>
                     </m:acc>
@@ -10980,7 +11291,7 @@
                             <w:sz w:val="16"/>
                             <w:szCs w:val="16"/>
                           </w:rPr>
-                          <m:t>x</m:t>
+                          <m:t>y</m:t>
                         </m:r>
                       </m:e>
                     </m:acc>
@@ -11040,7 +11351,7 @@
                             <w:sz w:val="16"/>
                             <w:szCs w:val="16"/>
                           </w:rPr>
-                          <m:t>x</m:t>
+                          <m:t>y</m:t>
                         </m:r>
                       </m:e>
                     </m:acc>
@@ -11125,7 +11436,7 @@
                             <w:sz w:val="16"/>
                             <w:szCs w:val="16"/>
                           </w:rPr>
-                          <m:t>x</m:t>
+                          <m:t>y</m:t>
                         </m:r>
                       </m:e>
                     </m:acc>
@@ -11185,7 +11496,7 @@
                             <w:sz w:val="16"/>
                             <w:szCs w:val="16"/>
                           </w:rPr>
-                          <m:t>x</m:t>
+                          <m:t>y</m:t>
                         </m:r>
                       </m:e>
                     </m:acc>
@@ -11674,7 +11985,27 @@
                 <w:sz w:val="16"/>
                 <w:szCs w:val="16"/>
               </w:rPr>
-              <w:t xml:space="preserve"> is the reported standard error (std. error) of the slope term in the lm() output from R.</w:t>
+              <w:t xml:space="preserve"> is the reported standard error (std. error) of the slope term in the </w:t>
+            </w:r>
+            <w:proofErr w:type="gramStart"/>
+            <w:r>
+              <w:rPr>
+                <w:rFonts w:ascii="Times New Roman" w:hAnsi="Times New Roman" w:cs="Times New Roman"/>
+                <w:color w:val="000000" w:themeColor="text1"/>
+                <w:sz w:val="16"/>
+                <w:szCs w:val="16"/>
+              </w:rPr>
+              <w:t>lm(</w:t>
+            </w:r>
+            <w:proofErr w:type="gramEnd"/>
+            <w:r>
+              <w:rPr>
+                <w:rFonts w:ascii="Times New Roman" w:hAnsi="Times New Roman" w:cs="Times New Roman"/>
+                <w:color w:val="000000" w:themeColor="text1"/>
+                <w:sz w:val="16"/>
+                <w:szCs w:val="16"/>
+              </w:rPr>
+              <w:t>) output from R.</w:t>
             </w:r>
           </w:p>
         </w:tc>
